--- a/plugins/resume-forge/assets/Resume_Template_Clean.docx
+++ b/plugins/resume-forge/assets/Resume_Template_Clean.docx
@@ -13,17 +13,37 @@
       </w:pPr>
       <w:r>
         <w:rPr>
-          <w:rFonts w:ascii="Calibri" w:cs="Calibri" w:eastAsia="Calibri" w:hAnsi="Calibri"/>
-          <w:b w:val="1"/>
-          <w:bCs w:val="1"/>
-          <w:i w:val="0"/>
-          <w:iCs w:val="0"/>
-          <w:color w:val="000000"/>
+          <w:b w:val="1"/>
+          <w:bCs w:val="1"/>
           <w:sz w:val="40"/>
           <w:szCs w:val="40"/>
           <w:rtl w:val="0"/>
         </w:rPr>
-        <w:t xml:space="preserve">FIRST LAST</w:t>
+        <w:t xml:space="preserve">First</w:t>
+      </w:r>
+      <w:r>
+        <w:rPr>
+          <w:rFonts w:ascii="Calibri" w:cs="Calibri" w:eastAsia="Calibri" w:hAnsi="Calibri"/>
+          <w:b w:val="1"/>
+          <w:bCs w:val="1"/>
+          <w:i w:val="0"/>
+          <w:iCs w:val="0"/>
+          <w:color w:val="000000"/>
+          <w:sz w:val="40"/>
+          <w:szCs w:val="40"/>
+          <w:rtl w:val="0"/>
+        </w:rPr>
+        <w:t xml:space="preserve"> </w:t>
+      </w:r>
+      <w:r>
+        <w:rPr>
+          <w:b w:val="1"/>
+          <w:bCs w:val="1"/>
+          <w:sz w:val="40"/>
+          <w:szCs w:val="40"/>
+          <w:rtl w:val="0"/>
+        </w:rPr>
+        <w:t xml:space="preserve">Last</w:t>
       </w:r>
       <w:r>
         <w:rPr>

--- a/plugins/resume-forge/assets/Resume_Template_Clean.docx
+++ b/plugins/resume-forge/assets/Resume_Template_Clean.docx
@@ -229,18 +229,14 @@
       </w:pPr>
       <w:r>
         <w:rPr>
-          <w:rFonts w:ascii="Calibri" w:cs="Calibri" w:eastAsia="Calibri" w:hAnsi="Calibri"/>
-          <w:b w:val="1"/>
-          <w:bCs w:val="1"/>
-          <w:i w:val="0"/>
-          <w:iCs w:val="0"/>
-          <w:color w:val="000000"/>
+          <w:b w:val="1"/>
+          <w:bCs w:val="1"/>
           <w:sz w:val="22"/>
           <w:szCs w:val="22"/>
           <w:u w:val="single"/>
           <w:rtl w:val="0"/>
         </w:rPr>
-        <w:t xml:space="preserve">CORE COMPETENCIES</w:t>
+        <w:t xml:space="preserve">TECHNICAL SKILLS</w:t>
       </w:r>
       <w:r>
         <w:rPr>
@@ -1158,8 +1154,6 @@
           <w:rFonts w:ascii="Calibri" w:cs="Calibri" w:eastAsia="Calibri" w:hAnsi="Calibri"/>
           <w:b w:val="0"/>
           <w:bCs w:val="0"/>
-          <w:i w:val="1"/>
-          <w:iCs w:val="1"/>
           <w:color w:val="000000"/>
           <w:sz w:val="22"/>
           <w:szCs w:val="22"/>
